--- a/az/discovery-articles/7.9 Gen terapiyası.docx
+++ b/az/discovery-articles/7.9 Gen terapiyası.docx
@@ -4,570 +4,375 @@
   <w:body>
     <w:p>
       <w:pPr>
-        <w:keepNext/>
-        <w:spacing w:before="280" w:after="120"/>
+        <w:pStyle w:val="Title"/>
+        <w:widowControl/>
       </w:pPr>
       <w:r>
-        <w:rPr>
-          <w:rFonts w:ascii="Calibri" w:hAnsi="Calibri" w:eastAsia="Calibri"/>
-          <w:b/>
-          <w:i w:val="0"/>
-          <w:color w:val="004E8C"/>
-          <w:sz w:val="44"/>
-        </w:rPr>
         <w:t>7.9 Gen terapiyası</w:t>
       </w:r>
     </w:p>
     <w:p>
       <w:pPr>
-        <w:spacing w:after="80"/>
+        <w:keepNext/>
+        <w:widowControl/>
       </w:pPr>
       <w:r>
         <w:rPr>
-          <w:rFonts w:ascii="Calibri" w:hAnsi="Calibri" w:eastAsia="Calibri"/>
-          <w:b w:val="0"/>
-          <w:i/>
-          <w:color w:val="505050"/>
-          <w:sz w:val="22"/>
+          <w:sz w:val="20"/>
         </w:rPr>
-        <w:t>7. Yeni və transformativ texnologiyalar</w:t>
-      </w:r>
-    </w:p>
-    <w:p>
-      <w:pPr>
-        <w:spacing w:after="200"/>
-      </w:pPr>
-      <w:r>
-        <w:rPr>
-          <w:rFonts w:ascii="Calibri" w:hAnsi="Calibri" w:eastAsia="Calibri"/>
-          <w:b w:val="0"/>
-          <w:i/>
-          <w:sz w:val="22"/>
-        </w:rPr>
-        <w:t>Dövr: 1970–1980-ci illərdə laboratoriya əsaslarının yaradılması; 1990-cı illərdə ilk klinik sınaqlar; XXI əsrdə təsdiqlənmiş müalicələr və genom redaktəsi vasitələri | Əsas simalar: çoxsaylı molekulyar bioloqlar və klinisist alimlər; vektor mühəndisləri; sonrakı dövrdə CRISPR əsaslı müalicələrin yaradıcıları</w:t>
-      </w:r>
-    </w:p>
-    <w:p>
-      <w:pPr>
-        <w:spacing w:after="160" w:line="276" w:lineRule="auto"/>
-      </w:pPr>
-      <w:r>
-        <w:rPr>
-          <w:rFonts w:ascii="Calibri" w:hAnsi="Calibri" w:eastAsia="Calibri"/>
-          <w:b w:val="0"/>
-          <w:i w:val="0"/>
-          <w:sz w:val="22"/>
-        </w:rPr>
-        <w:t>Gen terapiyası xəstənin hüceyrələrinə gen əlavə etməklə, geni bərpa və ya susdurmaqla xəstəliyi müalicə edir. Virus vektorları və yeni redaktə vasitələri yalnız əlamətləri deyil, xəstəliyin əsas genetik səbəbini hədəfə almağa çalışır.</w:t>
+        <w:t>7 Yeni və dəyişdirici texnologiyalar</w:t>
       </w:r>
     </w:p>
     <w:p>
       <w:pPr>
         <w:keepNext/>
-        <w:spacing w:before="240" w:after="120"/>
+        <w:widowControl/>
       </w:pPr>
       <w:r>
         <w:rPr>
-          <w:rFonts w:ascii="Calibri" w:hAnsi="Calibri" w:eastAsia="Calibri"/>
-          <w:b/>
-          <w:i w:val="0"/>
-          <w:color w:val="004E8C"/>
-          <w:sz w:val="28"/>
+          <w:sz w:val="20"/>
         </w:rPr>
-        <w:t>Əsas faktlar</w:t>
+        <w:t>Dövr: təxminən 1970–1980-ci illərdə laboratoriya əsasları; 1990-cı illərdə ilk klinik sınaqlar; XXI əsrdə təsdiqlənmiş müalicələr və genom redaktəsi alətləri | Əsas iştirakçılar: molekulyar bioloqlar və həkim-tədqiqatçılar; gen daşıyıcılarını hazırlayan mühəndislər; sonrakı CRISPR əsaslı müalicə tərtibatçıları</w:t>
+      </w:r>
+    </w:p>
+    <w:p>
+      <w:pPr>
+        <w:widowControl/>
+      </w:pPr>
+      <w:r>
+        <w:t>Gen terapiyası xəstənin hüceyrələrində gen əlavə etməklə, düzəltməklə və ya fəaliyyətini susdurmaqla xəstəliyi müalicə etməyə çalışır. Virus daşıyıcıları və yeni redaktə alətləri yalnız əlamətlərə deyil, əsas genetik səbəblərə yönəlir.</w:t>
+      </w:r>
+    </w:p>
+    <w:p>
+      <w:pPr>
+        <w:pStyle w:val="Heading1"/>
+        <w:widowControl/>
+      </w:pPr>
+      <w:r>
+        <w:t>Əsas məlumatlar</w:t>
       </w:r>
     </w:p>
     <w:p>
       <w:pPr>
         <w:pStyle w:val="ListBullet"/>
+        <w:widowControl/>
       </w:pPr>
       <w:r>
-        <w:rPr>
-          <w:rFonts w:ascii="Calibri" w:hAnsi="Calibri" w:eastAsia="Calibri"/>
-          <w:b w:val="0"/>
-          <w:i w:val="0"/>
-          <w:sz w:val="22"/>
-        </w:rPr>
-        <w:t>Tədqiqatçılar klinikalarda adi istifadədən onilliklər əvvəl qüsurlu genin yerini doldurmaq üçün işlək genlərin hüceyrəyə çatdırılmasını təklif etmişdilər</w:t>
+        <w:t>İşlək genin qüsurlu geni əvəz etməsi üçün hüceyrəyə çatdırılması klinik istifadədən onilliklər əvvəl təklif olunmuşdu.</w:t>
       </w:r>
     </w:p>
     <w:p>
       <w:pPr>
         <w:pStyle w:val="ListBullet"/>
+        <w:widowControl/>
       </w:pPr>
       <w:r>
-        <w:rPr>
-          <w:rFonts w:ascii="Calibri" w:hAnsi="Calibri" w:eastAsia="Calibri"/>
-          <w:b w:val="0"/>
-          <w:i w:val="0"/>
-          <w:sz w:val="22"/>
-        </w:rPr>
-        <w:t>1990-cı illərin ilk sınaqları ideyanın işlədiyini göstərdi, eyni zamanda immun reaksiya və təhlükəsizlik risklərini üzə çıxardı</w:t>
+        <w:t>1990-cı illərin ilk sınaqları ideyanın işləyə bildiyini göstərdi, immun və təhlükəsizlik risklərini də üzə çıxardı.</w:t>
       </w:r>
     </w:p>
     <w:p>
       <w:pPr>
         <w:pStyle w:val="ListBullet"/>
+        <w:widowControl/>
       </w:pPr>
       <w:r>
-        <w:rPr>
-          <w:rFonts w:ascii="Calibri" w:hAnsi="Calibri" w:eastAsia="Calibri"/>
-          <w:b w:val="0"/>
-          <w:i w:val="0"/>
-          <w:sz w:val="22"/>
-        </w:rPr>
-        <w:t>AAV kimi virus vektorları müalicəvi DNT-ni hüceyrəyə çatdırmaq üçün geniş istifadə olunan daşıyıcılara çevrildi</w:t>
+        <w:t>Adeno-assosiasiyalı virus — AAV kimi virus daşıyıcıları müalicəvi DNT-nin çatdırılmasında geniş istifadə olundu.</w:t>
       </w:r>
     </w:p>
     <w:p>
       <w:pPr>
         <w:pStyle w:val="ListBullet"/>
+        <w:widowControl/>
       </w:pPr>
       <w:r>
-        <w:rPr>
-          <w:rFonts w:ascii="Calibri" w:hAnsi="Calibri" w:eastAsia="Calibri"/>
-          <w:b w:val="0"/>
-          <w:i w:val="0"/>
-          <w:sz w:val="22"/>
-        </w:rPr>
-        <w:t>Bəzi ölkələrdə irsi qan, göz və maddələr mübadiləsi xəstəliklərinin bir qismi üçün gen terapiyaları artıq təsdiqlənib</w:t>
+        <w:t>Bəzi irsi qan, göz və maddələr mübadiləsi xəstəlikləri üçün müəyyən ölkələrdə təsdiqlənmiş gen terapiyaları var.</w:t>
       </w:r>
     </w:p>
     <w:p>
       <w:pPr>
         <w:pStyle w:val="ListBullet"/>
+        <w:widowControl/>
       </w:pPr>
       <w:r>
-        <w:rPr>
-          <w:rFonts w:ascii="Calibri" w:hAnsi="Calibri" w:eastAsia="Calibri"/>
-          <w:b w:val="0"/>
-          <w:i w:val="0"/>
-          <w:sz w:val="22"/>
-        </w:rPr>
-        <w:t>Genom redaktəsi, o cümlədən CRISPR əsaslı yanaşmalar müalicəni gen əlavə etməkdən dəqiq bərpaya doğru genişləndirir</w:t>
+        <w:t>CRISPR daxil olmaqla genom redaktəsi yanaşmaları sadəcə gen əlavə etməkdən dəqiq düzəlişə doğru imkanları genişləndirir.</w:t>
       </w:r>
     </w:p>
     <w:p>
       <w:pPr>
-        <w:keepNext/>
-        <w:spacing w:before="240" w:after="120"/>
+        <w:pStyle w:val="Heading1"/>
+        <w:widowControl/>
       </w:pPr>
       <w:r>
-        <w:rPr>
-          <w:rFonts w:ascii="Calibri" w:hAnsi="Calibri" w:eastAsia="Calibri"/>
-          <w:b/>
-          <w:i w:val="0"/>
-          <w:color w:val="004E8C"/>
-          <w:sz w:val="28"/>
-        </w:rPr>
         <w:t>Bu nədir</w:t>
       </w:r>
     </w:p>
     <w:p>
       <w:pPr>
-        <w:spacing w:after="160" w:line="276" w:lineRule="auto"/>
+        <w:widowControl/>
       </w:pPr>
       <w:r>
-        <w:rPr>
-          <w:rFonts w:ascii="Calibri" w:hAnsi="Calibri" w:eastAsia="Calibri"/>
-          <w:b w:val="0"/>
-          <w:i w:val="0"/>
-          <w:sz w:val="22"/>
-        </w:rPr>
-        <w:t>Gen terapiyası xəstəliyi müalicə və ya qarşısını almaq üçün canlı hüceyrələrdə genetik materialı dəyişən tibbi üsuldur. Çox vaxt dəyişdirilmiş virus olan vektor sağlam gen nüsxəsini hüceyrəyə daşıyır, redaktə vasitələri isə DNT və ya RNT-ni kəsib yenidən yaza bilir. Müalicə üçün hüceyrələr bədəndən çıxarılıb dəyişdirildikdən sonra geri köçürülə, yaxud müalicəvi material birbaşa bədənə çatdırıla bilər. Sadə dillə desək, bu üsul yalnız xəstəliyin əlamətlərini deyil, hüceyrənin təlimat kitabını düzəltməyə çalışır.</w:t>
+        <w:t>Gen terapiyası xəstəliyi müalicə və ya qarşısını almaq üçün canlı hüceyrədəki genetik materialı dəyişən tibbi yanaşmadır. Vektor adlanan daşıyıcı — çox vaxt dəyişdirilmiş virus — sağlam gen nüsxəsi gətirə bilər. Redaktə alətləri isə dezoksiribonuklein turşusunu — DNT-ni və ya ribonuklein turşusunu — RNT-ni kəsib dəyişə bilər. Hüceyrələr bədəndən kənarda işlənib geri verilə, yaxud genetik material birbaşa bədənə çatdırıla bilər. Sadə desək, məqsəd yalnız əlaməti azaltmaq deyil, hüceyrənin təlimatını düzəltməkdir. CRISPR qısaltması «müntəzəm aralıqlarla qruplaşmış qısa palindrom təkrarlar» mənasını verir və burada bu sistemdən yaranan gen redaktəsi üsullarını bildirir.</w:t>
       </w:r>
     </w:p>
     <w:p>
       <w:pPr>
-        <w:keepNext/>
-        <w:spacing w:before="240" w:after="120"/>
+        <w:pStyle w:val="Heading1"/>
+        <w:widowControl/>
       </w:pPr>
       <w:r>
-        <w:rPr>
-          <w:rFonts w:ascii="Calibri" w:hAnsi="Calibri" w:eastAsia="Calibri"/>
-          <w:b/>
-          <w:i w:val="0"/>
-          <w:color w:val="004E8C"/>
-          <w:sz w:val="28"/>
-        </w:rPr>
-        <w:t>Onu kim kəşf və ya ixtira edib</w:t>
+        <w:t>Kim kəşf edib və ya yaradıb</w:t>
       </w:r>
     </w:p>
     <w:p>
       <w:pPr>
-        <w:spacing w:after="160" w:line="276" w:lineRule="auto"/>
+        <w:widowControl/>
       </w:pPr>
       <w:r>
-        <w:rPr>
-          <w:rFonts w:ascii="Calibri" w:hAnsi="Calibri" w:eastAsia="Calibri"/>
-          <w:b w:val="0"/>
-          <w:i w:val="0"/>
-          <w:sz w:val="22"/>
-        </w:rPr>
-        <w:t>Gen terapiyasının tək ixtiraçısı yoxdur. Molekulyar klonlaşdırma, virus vektorlarının hazırlanması və klinik immunologiya sahələrinin hər biri onun yaranmasına töhfə verdi. İlk riskli sınaqları aparan klinisist alimlər dozanın seçilməsi və immun reaksiya haqqında mühüm biliklər qazandılar. Sonrakı qruplar nadir xəstəliklər üçün konkret müalicə məhsullarını kommersiyalaşdırdılar. CRISPR-in yaradıcıları müalicə hazırlayan mütəxəssislərin indi uyğunlaşdırdığı redaktə vasitələrini genişləndirdilər.</w:t>
+        <w:t>Gen terapiyasının tək ixtiraçısı yoxdur. Molekulyar klonlaşdırma, virus daşıyıcılarının hazırlanması və klinik immunologiya töhfə verib. Öncül həkim-tədqiqatçılar doza və immun cavab haqqında bilik verən riskli ilk sınaqları apardılar. Sonrakı komandalar nadir xəstəliklər üçün konkret məhsulları kommersiyalaşdırdılar. CRISPR öncülləri müalicə hazırlayanların indi uyğunlaşdırdığı redaktə alətlərini genişləndirdilər.</w:t>
       </w:r>
     </w:p>
     <w:p>
       <w:pPr>
-        <w:keepNext/>
-        <w:spacing w:before="240" w:after="120"/>
+        <w:pStyle w:val="Heading1"/>
+        <w:widowControl/>
       </w:pPr>
       <w:r>
-        <w:rPr>
-          <w:rFonts w:ascii="Calibri" w:hAnsi="Calibri" w:eastAsia="Calibri"/>
-          <w:b/>
-          <w:i w:val="0"/>
-          <w:color w:val="004E8C"/>
-          <w:sz w:val="28"/>
-        </w:rPr>
-        <w:t>Nə vaxt və necə meydana gəlib</w:t>
+        <w:t>Nə vaxt və necə yaranıb</w:t>
       </w:r>
     </w:p>
     <w:p>
       <w:pPr>
-        <w:spacing w:after="160" w:line="276" w:lineRule="auto"/>
+        <w:widowControl/>
       </w:pPr>
       <w:r>
-        <w:rPr>
-          <w:rFonts w:ascii="Calibri" w:hAnsi="Calibri" w:eastAsia="Calibri"/>
-          <w:b w:val="0"/>
-          <w:i w:val="0"/>
-          <w:sz w:val="22"/>
-        </w:rPr>
-        <w:t>Rekombinant DNT üsulları yetkinləşdikdən sonra 1970–1980-ci illər nəzəri məqalələr və heyvan təcrübələri ilə zəngin oldu. 1990-cı illərin insan sınaqları həm ümid yaratdı, həm də ciddi arzuolunmaz hadisələrə görə geriləmələr yaşadı və nəzarət qaydaları sərtləşdirildi. 2010–2020-ci illərdə müəyyən xəstəliklər üçün müalicələr rəsmi təsdiq aldı, sərmayə sürətlə artdı. Yüksək qiymət, mürəkkəb istehsal və uzunmüddətli müşahidə daha geniş istifadənin qarşısında maneə olaraq qalır. Gen redaktəsi müalicələri isə ehtiyatla və mərhələli şəkildə klinik praktikaya daxil olur.</w:t>
+        <w:t>Müxtəlif mənbələrdən DNT-ni birləşdirməyə imkan verən rekombinant DNT alətləri yetkinləşəndən sonra 1970–1980-ci illərdə nəzəri məqalələr və heyvan təcrübələri çoxaldı. 1990-cı illərin insan sınaqları həm ümid, həm uğursuzluq gətirdi. Ciddi arzuolunmaz hadisələr nəzarətin sərtləşməsinə səbəb oldu. 2010–2020-ci illərdə seçilmiş göstərişlər üçün tənzimləyici təsdiqlər və sərmayə artımı oldu. Xərc, istehsal və uzunmüddətli izləmə geniş istifadəyə maneələr olaraq qalır. Redaktə müalicələri klinikaya ehtiyatlı mərhələlərlə daxil olur.</w:t>
       </w:r>
     </w:p>
     <w:p>
       <w:pPr>
-        <w:keepNext/>
-        <w:spacing w:before="240" w:after="120"/>
+        <w:pStyle w:val="Heading1"/>
+        <w:widowControl/>
       </w:pPr>
       <w:r>
-        <w:rPr>
-          <w:rFonts w:ascii="Calibri" w:hAnsi="Calibri" w:eastAsia="Calibri"/>
-          <w:b/>
-          <w:i w:val="0"/>
-          <w:color w:val="004E8C"/>
-          <w:sz w:val="28"/>
-        </w:rPr>
-        <w:t>Elmi baxımdan əhəmiyyəti</w:t>
+        <w:t>Elm üçün əhəmiyyəti</w:t>
       </w:r>
     </w:p>
     <w:p>
       <w:pPr>
-        <w:spacing w:after="160" w:line="276" w:lineRule="auto"/>
+        <w:widowControl/>
       </w:pPr>
       <w:r>
-        <w:rPr>
-          <w:rFonts w:ascii="Calibri" w:hAnsi="Calibri" w:eastAsia="Calibri"/>
-          <w:b w:val="0"/>
-          <w:i w:val="0"/>
-          <w:sz w:val="22"/>
-        </w:rPr>
-        <w:t>Gen terapiyası tətbiqi genomika, virusologiya və immunologiyanı vahid müalicədə birləşdirir. O, müalicəvi materialın hüceyrəyə çatdırılma səmərəliliyinin, hədəfdənkənar dəyişikliklərin və gen ifadəsinin nə qədər davam etdiyinin ölçülməsini tələb edir. Daşıma üsulları yaxşılaşdıqca nadir xəstəliklərin genetikası real müalicə fərziyyələri yaratdı. Elmi baxımdan bu sahə DNT-ni yenidən yazmağın adi farmakoloji müalicəyə çevrilib-çevrilə bilməyəcəyini sınayır.</w:t>
+        <w:t>Gen terapiyası genomikanı, virusologiyanı və immunologiyanı birləşdirir. Materialın hüceyrəyə çatma səmərəliliyini, nəzərdə tutulmayan yerlərdə redaktəni və genin fəaliyyətinin nə qədər davam etdiyini ölçmək lazımdır. Çatdırılma yaxşılaşdıqca nadir xəstəliklərin genetikası müalicə ideyaları qazandı. Elmi sual budur: DNT-ni dəyişmək adi müalicə vasitəsinə çevrilə bilərmi?</w:t>
       </w:r>
     </w:p>
     <w:p>
       <w:pPr>
-        <w:keepNext/>
-        <w:spacing w:before="240" w:after="120"/>
+        <w:pStyle w:val="Heading1"/>
+        <w:widowControl/>
       </w:pPr>
       <w:r>
-        <w:rPr>
-          <w:rFonts w:ascii="Calibri" w:hAnsi="Calibri" w:eastAsia="Calibri"/>
-          <w:b/>
-          <w:i w:val="0"/>
-          <w:color w:val="004E8C"/>
-          <w:sz w:val="28"/>
-        </w:rPr>
-        <w:t>Sonrakı inkişaflara necə təsir göstərib</w:t>
+        <w:t>Sonrakı inkişafa təsiri</w:t>
       </w:r>
     </w:p>
     <w:p>
       <w:pPr>
-        <w:spacing w:after="160" w:line="276" w:lineRule="auto"/>
+        <w:widowControl/>
       </w:pPr>
       <w:r>
-        <w:rPr>
-          <w:rFonts w:ascii="Calibri" w:hAnsi="Calibri" w:eastAsia="Calibri"/>
-          <w:b w:val="0"/>
-          <w:i w:val="0"/>
-          <w:sz w:val="22"/>
-        </w:rPr>
-        <w:t>Hüceyrə terapiyası, mRNT platformaları və gen redaktəsinə əsaslanan diaqnostika daşıma və təhlükəsizlik haqqında eyni dərslərdən istifadə edir. Virus vektorlarının istehsalı ayrıca sənayeyə çevrildi. Etika komitələrinin qərarları və əlçatanlıqla bağlı mübahisələr bu çox bahalı birdəfəlik dozaları kimin ala biləcəyinə təsir göstərir. Baytarlıq və kənd təsərrüfatındakı gen texnologiyaları fərqli qaydalarla paralel istiqamətdə inkişaf edir.</w:t>
+        <w:t>Hüceyrə terapiyası, məlumat RNT-si platformaları və gen redaktəsinə əsaslanan diaqnostika çatdırılma və təhlükəsizlik təcrübəsini bölüşür. Virus vektorlarının istehsalı ayrıca sənayeyə çevrildi. Etika komitələri və əlçatanlıq müzakirələri çox bahalı birdəfəlik müalicəni kimin alacağını müəyyənləşdirməyə təsir edir. Baytarlıq və kənd təsərrüfatının gen alətləri fərqli qaydalarla paralel inkişaf edir.</w:t>
       </w:r>
     </w:p>
     <w:p>
       <w:pPr>
-        <w:keepNext/>
-        <w:spacing w:before="240" w:after="120"/>
+        <w:pStyle w:val="Heading1"/>
+        <w:widowControl/>
       </w:pPr>
       <w:r>
-        <w:rPr>
-          <w:rFonts w:ascii="Calibri" w:hAnsi="Calibri" w:eastAsia="Calibri"/>
-          <w:b/>
-          <w:i w:val="0"/>
-          <w:color w:val="004E8C"/>
-          <w:sz w:val="28"/>
-        </w:rPr>
         <w:t>İnsan həyatını necə dəyişib</w:t>
       </w:r>
     </w:p>
     <w:p>
       <w:pPr>
-        <w:spacing w:after="160" w:line="276" w:lineRule="auto"/>
+        <w:widowControl/>
       </w:pPr>
       <w:r>
-        <w:rPr>
-          <w:rFonts w:ascii="Calibri" w:hAnsi="Calibri" w:eastAsia="Calibri"/>
-          <w:b w:val="0"/>
-          <w:i w:val="0"/>
-          <w:sz w:val="22"/>
-        </w:rPr>
-        <w:t>Əvvəllər müalicəsi olmayan genetik xəstəliklərə tutulmuş azsaylı pasiyentlər görmə qabiliyyətində real yaxşılaşma, qanın laxtalanması üçün zəruri amillər və ya immun sisteminin bərpasını qazandılar. Ailələr qeyri-müəyyənlik, klinik sınağa uyğunluq və yüksək qiymətlə üzləşirlər. “İlahi işə qarışmaq” qorxusu müalicəyə olan tələblə yanaşı mövcuddur. Geniş yayılmış xəstəliklərin çoxu hələ gen terapiyasının həll edə bildiyi problem deyil, lakin mümkün hesab olunanların sərhədi artıq dəyişib.</w:t>
+        <w:t>Əvvəllər müalicəsi olmayan genetik xəstəlikləri olan bəzi xəstələr işlək görmə, qan laxtalanması amilləri və ya immun sisteminin bərpasını qazandılar. Ailələr qeyri-müəyyənlik, sınağa uyğunluq və xərc məsələləri ilə üzləşirlər. Təbiətin işinə həddindən artıq müdaxilə qorxusu müalicə tələbi ilə yanaşı mövcuddur. Əksər geniş yayılmış xəstəliklər hələ gen terapiyası ilə həll edilmir, amma imkanların sərhədi genişlənib.</w:t>
       </w:r>
     </w:p>
     <w:p>
       <w:pPr>
-        <w:keepNext/>
-        <w:spacing w:before="240" w:after="120"/>
+        <w:pStyle w:val="Heading1"/>
+        <w:widowControl/>
       </w:pPr>
       <w:r>
-        <w:rPr>
-          <w:rFonts w:ascii="Calibri" w:hAnsi="Calibri" w:eastAsia="Calibri"/>
-          <w:b/>
-          <w:i w:val="0"/>
-          <w:color w:val="004E8C"/>
-          <w:sz w:val="28"/>
-        </w:rPr>
         <w:t>Mənbələr və istinadlar</w:t>
       </w:r>
     </w:p>
     <w:p>
       <w:pPr>
-        <w:keepNext/>
-        <w:spacing w:before="240" w:after="120"/>
+        <w:pStyle w:val="Heading2"/>
+        <w:widowControl/>
       </w:pPr>
       <w:r>
         <w:rPr>
-          <w:rFonts w:ascii="Calibri" w:hAnsi="Calibri" w:eastAsia="Calibri"/>
-          <w:b/>
-          <w:i w:val="0"/>
-          <w:color w:val="004E8C"/>
-          <w:sz w:val="24"/>
+          <w:sz w:val="20"/>
         </w:rPr>
-        <w:t>C. Təşkilatların materialları və ensiklopedik mənbələr</w:t>
+        <w:t>C Qurumların materialları və ensiklopedik mənbələr</w:t>
       </w:r>
     </w:p>
     <w:p>
       <w:pPr>
-        <w:spacing w:after="80"/>
-        <w:ind w:left="360"/>
+        <w:widowControl/>
       </w:pPr>
       <w:r>
         <w:rPr>
-          <w:rFonts w:ascii="Calibri" w:hAnsi="Calibri" w:eastAsia="Calibri"/>
-          <w:b w:val="0"/>
-          <w:i w:val="0"/>
-          <w:sz w:val="22"/>
+          <w:sz w:val="20"/>
         </w:rPr>
-        <w:t>1. Encyclopaedia Britannica. “Gene therapy” (“Gen terapiyası”).</w:t>
-      </w:r>
-      <w:r>
-        <w:rPr>
-          <w:rFonts w:ascii="Calibri" w:hAnsi="Calibri" w:eastAsia="Calibri"/>
-          <w:b w:val="0"/>
-          <w:i w:val="0"/>
-          <w:sz w:val="22"/>
-        </w:rPr>
-        <w:t xml:space="preserve"> </w:t>
+        <w:t xml:space="preserve">1. Encyclopaedia Britannica. 'Gene therapy.' </w:t>
       </w:r>
       <w:hyperlink r:id="rId9">
         <w:r>
           <w:rPr>
-            <w:rFonts w:ascii="Calibri" w:hAnsi="Calibri" w:eastAsia="Calibri"/>
-            <w:b w:val="0"/>
-            <w:i w:val="0"/>
-            <w:sz w:val="22"/>
-            <w:color w:val="0563C1"/>
-            <w:u w:val="single"/>
+            <w:sz w:val="20"/>
           </w:rPr>
           <w:t>https://www.britannica.com/science/gene-therapy</w:t>
         </w:r>
       </w:hyperlink>
+      <w:r>
+        <w:rPr>
+          <w:sz w:val="20"/>
+        </w:rPr>
+      </w:r>
     </w:p>
     <w:p>
       <w:pPr>
-        <w:spacing w:after="80"/>
-        <w:ind w:left="360"/>
+        <w:widowControl/>
       </w:pPr>
       <w:r>
         <w:rPr>
-          <w:rFonts w:ascii="Calibri" w:hAnsi="Calibri" w:eastAsia="Calibri"/>
-          <w:b w:val="0"/>
-          <w:i w:val="0"/>
-          <w:sz w:val="22"/>
+          <w:sz w:val="20"/>
         </w:rPr>
-        <w:t>2. National Human Genome Research Institute. Gen terapiyası üzrə terminoloji lüğət.</w:t>
-      </w:r>
-      <w:r>
-        <w:rPr>
-          <w:rFonts w:ascii="Calibri" w:hAnsi="Calibri" w:eastAsia="Calibri"/>
-          <w:b w:val="0"/>
-          <w:i w:val="0"/>
-          <w:sz w:val="22"/>
-        </w:rPr>
-        <w:t xml:space="preserve"> </w:t>
+        <w:t xml:space="preserve">2. National Human Genome Research Institute. Gene therapy glossary. </w:t>
       </w:r>
       <w:hyperlink r:id="rId10">
         <w:r>
           <w:rPr>
-            <w:rFonts w:ascii="Calibri" w:hAnsi="Calibri" w:eastAsia="Calibri"/>
-            <w:b w:val="0"/>
-            <w:i w:val="0"/>
-            <w:sz w:val="22"/>
-            <w:color w:val="0563C1"/>
-            <w:u w:val="single"/>
+            <w:sz w:val="20"/>
           </w:rPr>
           <w:t>https://www.genome.gov/genetics-glossary/Gene-Therapy</w:t>
         </w:r>
       </w:hyperlink>
+      <w:r>
+        <w:rPr>
+          <w:sz w:val="20"/>
+        </w:rPr>
+      </w:r>
     </w:p>
     <w:p>
       <w:pPr>
-        <w:spacing w:after="80"/>
-        <w:ind w:left="360"/>
+        <w:widowControl/>
       </w:pPr>
       <w:r>
         <w:rPr>
-          <w:rFonts w:ascii="Calibri" w:hAnsi="Calibri" w:eastAsia="Calibri"/>
-          <w:b w:val="0"/>
-          <w:i w:val="0"/>
-          <w:sz w:val="22"/>
+          <w:sz w:val="20"/>
         </w:rPr>
-        <w:t>3. U.S. National Library of Medicine. MedlinePlus — gen terapiyası.</w:t>
-      </w:r>
-      <w:r>
-        <w:rPr>
-          <w:rFonts w:ascii="Calibri" w:hAnsi="Calibri" w:eastAsia="Calibri"/>
-          <w:b w:val="0"/>
-          <w:i w:val="0"/>
-          <w:sz w:val="22"/>
-        </w:rPr>
-        <w:t xml:space="preserve"> </w:t>
+        <w:t xml:space="preserve">3. U.S. National Library of Medicine. MedlinePlus gene therapy. </w:t>
       </w:r>
       <w:hyperlink r:id="rId11">
         <w:r>
           <w:rPr>
-            <w:rFonts w:ascii="Calibri" w:hAnsi="Calibri" w:eastAsia="Calibri"/>
-            <w:b w:val="0"/>
-            <w:i w:val="0"/>
-            <w:sz w:val="22"/>
-            <w:color w:val="0563C1"/>
-            <w:u w:val="single"/>
+            <w:sz w:val="20"/>
           </w:rPr>
           <w:t>https://medlineplus.gov/genetherapy.html</w:t>
         </w:r>
       </w:hyperlink>
-    </w:p>
-    <w:p>
-      <w:pPr>
-        <w:keepNext/>
-        <w:spacing w:before="240" w:after="120"/>
-      </w:pPr>
       <w:r>
         <w:rPr>
-          <w:rFonts w:ascii="Calibri" w:hAnsi="Calibri" w:eastAsia="Calibri"/>
-          <w:b/>
-          <w:i w:val="0"/>
-          <w:color w:val="004E8C"/>
-          <w:sz w:val="24"/>
+          <w:sz w:val="20"/>
         </w:rPr>
-        <w:t>J. Mətbuat, populyar elmi və ümumi məlumat mənbələri</w:t>
       </w:r>
     </w:p>
     <w:p>
       <w:pPr>
-        <w:spacing w:after="80"/>
-        <w:ind w:left="360"/>
+        <w:pStyle w:val="Heading2"/>
+        <w:widowControl/>
       </w:pPr>
       <w:r>
         <w:rPr>
-          <w:rFonts w:ascii="Calibri" w:hAnsi="Calibri" w:eastAsia="Calibri"/>
-          <w:b w:val="0"/>
-          <w:i w:val="0"/>
-          <w:sz w:val="22"/>
+          <w:sz w:val="20"/>
         </w:rPr>
-        <w:t>1. Nature. Gen terapiyasına dair mövzu səhifəsi.</w:t>
+        <w:t>J Mətbuat elmi kütləvi nəşrlər və ümumi mənbələr</w:t>
       </w:r>
+    </w:p>
+    <w:p>
+      <w:pPr>
+        <w:widowControl/>
+      </w:pPr>
       <w:r>
         <w:rPr>
-          <w:rFonts w:ascii="Calibri" w:hAnsi="Calibri" w:eastAsia="Calibri"/>
-          <w:b w:val="0"/>
-          <w:i w:val="0"/>
-          <w:sz w:val="22"/>
+          <w:sz w:val="20"/>
         </w:rPr>
-        <w:t xml:space="preserve"> </w:t>
+        <w:t xml:space="preserve">1. Nature. Gene therapy subject page. </w:t>
       </w:r>
       <w:hyperlink r:id="rId12">
         <w:r>
           <w:rPr>
-            <w:rFonts w:ascii="Calibri" w:hAnsi="Calibri" w:eastAsia="Calibri"/>
-            <w:b w:val="0"/>
-            <w:i w:val="0"/>
-            <w:sz w:val="22"/>
-            <w:color w:val="0563C1"/>
-            <w:u w:val="single"/>
+            <w:sz w:val="20"/>
           </w:rPr>
           <w:t>https://www.nature.com/subjects/gene-therapy</w:t>
         </w:r>
       </w:hyperlink>
+      <w:r>
+        <w:rPr>
+          <w:sz w:val="20"/>
+        </w:rPr>
+      </w:r>
     </w:p>
     <w:p>
       <w:pPr>
-        <w:spacing w:after="80"/>
-        <w:ind w:left="360"/>
+        <w:widowControl/>
       </w:pPr>
       <w:r>
         <w:rPr>
-          <w:rFonts w:ascii="Calibri" w:hAnsi="Calibri" w:eastAsia="Calibri"/>
-          <w:b w:val="0"/>
-          <w:i w:val="0"/>
-          <w:sz w:val="22"/>
+          <w:sz w:val="20"/>
         </w:rPr>
-        <w:t>2. FDA. Təsdiqlənmiş hüceyrə və gen terapiyası məhsulları.</w:t>
-      </w:r>
-      <w:r>
-        <w:rPr>
-          <w:rFonts w:ascii="Calibri" w:hAnsi="Calibri" w:eastAsia="Calibri"/>
-          <w:b w:val="0"/>
-          <w:i w:val="0"/>
-          <w:sz w:val="22"/>
-        </w:rPr>
-        <w:t xml:space="preserve"> </w:t>
+        <w:t xml:space="preserve">2. FDA. Approved cellular and gene therapy products. </w:t>
       </w:r>
       <w:hyperlink r:id="rId13">
         <w:r>
           <w:rPr>
-            <w:rFonts w:ascii="Calibri" w:hAnsi="Calibri" w:eastAsia="Calibri"/>
-            <w:b w:val="0"/>
-            <w:i w:val="0"/>
-            <w:sz w:val="22"/>
-            <w:color w:val="0563C1"/>
-            <w:u w:val="single"/>
+            <w:sz w:val="20"/>
           </w:rPr>
           <w:t>https://www.fda.gov/vaccines-blood-biologics/cellular-gene-therapy-products/approved-cellular-and-gene-therapy-products</w:t>
         </w:r>
       </w:hyperlink>
+      <w:r>
+        <w:rPr>
+          <w:sz w:val="20"/>
+        </w:rPr>
+      </w:r>
     </w:p>
     <w:sectPr>
-      <w:pgSz w:w="12240" w:h="15840"/>
-      <w:pgMar w:top="1296" w:right="1440" w:bottom="1296" w:left="1440" w:header="720" w:footer="720" w:gutter="0"/>
+      <w:footerReference w:type="default" r:id="rId14"/>
+      <w:pgSz w:w="11906" w:h="16838"/>
+      <w:pgMar w:top="1020" w:right="1134" w:bottom="1020" w:left="1134" w:header="720" w:footer="720" w:gutter="0"/>
       <w:cols w:space="720"/>
       <w:docGrid w:linePitch="360"/>
     </w:sectPr>
   </w:body>
 </w:document>
+</file>
+
+<file path=word/footer1.xml><?xml version="1.0" encoding="utf-8"?>
+<w:ftr xmlns:m="http://schemas.openxmlformats.org/officeDocument/2006/math" xmlns:mc="http://schemas.openxmlformats.org/markup-compatibility/2006" xmlns:mo="http://schemas.microsoft.com/office/mac/office/2008/main" xmlns:mv="urn:schemas-microsoft-com:mac:vml" xmlns:o="urn:schemas-microsoft-com:office:office" xmlns:r="http://schemas.openxmlformats.org/officeDocument/2006/relationships" xmlns:v="urn:schemas-microsoft-com:vml" xmlns:w10="urn:schemas-microsoft-com:office:word" xmlns:w14="http://schemas.microsoft.com/office/word/2010/wordml" xmlns:w="http://schemas.openxmlformats.org/wordprocessingml/2006/main" xmlns:wne="http://schemas.microsoft.com/office/word/2006/wordml" xmlns:wp14="http://schemas.microsoft.com/office/word/2010/wordprocessingDrawing" xmlns:wp="http://schemas.openxmlformats.org/drawingml/2006/wordprocessingDrawing" xmlns:wpc="http://schemas.microsoft.com/office/word/2010/wordprocessingCanvas" xmlns:wpg="http://schemas.microsoft.com/office/word/2010/wordprocessingGroup" xmlns:wpi="http://schemas.microsoft.com/office/word/2010/wordprocessingInk" xmlns:wps="http://schemas.microsoft.com/office/word/2010/wordprocessingShape" mc:Ignorable="w14 wp14">
+  <w:p>
+    <w:pPr>
+      <w:pStyle w:val="Footer"/>
+      <w:jc w:val="right"/>
+    </w:pPr>
+    <w:fldSimple w:instr="PAGE"/>
+  </w:p>
+</w:ftr>
 </file>
 
 <file path=word/numbering.xml><?xml version="1.0" encoding="utf-8"?>
@@ -778,7 +583,7 @@
   <w:docDefaults>
     <w:rPrDefault>
       <w:rPr>
-        <w:rFonts w:asciiTheme="minorHAnsi" w:eastAsiaTheme="minorEastAsia" w:hAnsiTheme="minorHAnsi" w:cstheme="minorBidi"/>
+        <w:rFonts/>
         <w:sz w:val="22"/>
         <w:szCs w:val="22"/>
         <w:lang w:val="en-US" w:eastAsia="en-US" w:bidi="ar-SA"/>
@@ -933,6 +738,15 @@
     <w:name w:val="Normal"/>
     <w:qFormat/>
     <w:rsid w:val="00FC693F"/>
+    <w:pPr>
+      <w:spacing w:after="120" w:line="259" w:lineRule="auto"/>
+    </w:pPr>
+    <w:rPr>
+      <w:rFonts w:ascii="Times New Roman" w:hAnsi="Times New Roman"/>
+      <w:color w:val="000000"/>
+      <w:sz w:val="24"/>
+      <w:lang w:val="az-Latn-AZ"/>
+    </w:rPr>
   </w:style>
   <w:style w:type="paragraph" w:styleId="Header">
     <w:name w:val="header"/>
@@ -989,16 +803,17 @@
     <w:pPr>
       <w:keepNext/>
       <w:keepLines/>
-      <w:spacing w:before="480" w:after="0"/>
+      <w:spacing w:before="480" w:after="120" w:line="259" w:lineRule="auto"/>
       <w:outlineLvl w:val="0"/>
     </w:pPr>
     <w:rPr>
-      <w:rFonts w:asciiTheme="majorHAnsi" w:eastAsiaTheme="majorEastAsia" w:hAnsiTheme="majorHAnsi" w:cstheme="majorBidi"/>
+      <w:rFonts w:ascii="Times New Roman" w:hAnsi="Times New Roman"/>
       <w:b/>
       <w:bCs/>
-      <w:color w:val="365F91" w:themeColor="accent1" w:themeShade="BF"/>
-      <w:sz w:val="28"/>
+      <w:color w:val="000000"/>
+      <w:sz w:val="26"/>
       <w:szCs w:val="28"/>
+      <w:lang w:val="az-Latn-AZ"/>
     </w:rPr>
   </w:style>
   <w:style w:type="paragraph" w:styleId="Heading2">
@@ -1013,16 +828,17 @@
     <w:pPr>
       <w:keepNext/>
       <w:keepLines/>
-      <w:spacing w:before="200" w:after="0"/>
+      <w:spacing w:before="200" w:after="120" w:line="259" w:lineRule="auto"/>
       <w:outlineLvl w:val="1"/>
     </w:pPr>
     <w:rPr>
-      <w:rFonts w:asciiTheme="majorHAnsi" w:eastAsiaTheme="majorEastAsia" w:hAnsiTheme="majorHAnsi" w:cstheme="majorBidi"/>
+      <w:rFonts w:ascii="Times New Roman" w:hAnsi="Times New Roman"/>
       <w:b/>
       <w:bCs/>
-      <w:color w:val="4F81BD" w:themeColor="accent1"/>
+      <w:color w:val="000000"/>
       <w:sz w:val="26"/>
       <w:szCs w:val="26"/>
+      <w:lang w:val="az-Latn-AZ"/>
     </w:rPr>
   </w:style>
   <w:style w:type="paragraph" w:styleId="Heading3">
@@ -1041,7 +857,7 @@
       <w:outlineLvl w:val="2"/>
     </w:pPr>
     <w:rPr>
-      <w:rFonts w:asciiTheme="majorHAnsi" w:eastAsiaTheme="majorEastAsia" w:hAnsiTheme="majorHAnsi" w:cstheme="majorBidi"/>
+      <w:rFonts/>
       <w:b/>
       <w:bCs/>
       <w:color w:val="4F81BD" w:themeColor="accent1"/>
@@ -1064,7 +880,7 @@
       <w:outlineLvl w:val="3"/>
     </w:pPr>
     <w:rPr>
-      <w:rFonts w:asciiTheme="majorHAnsi" w:eastAsiaTheme="majorEastAsia" w:hAnsiTheme="majorHAnsi" w:cstheme="majorBidi"/>
+      <w:rFonts/>
       <w:b/>
       <w:bCs/>
       <w:i/>
@@ -1089,7 +905,7 @@
       <w:outlineLvl w:val="4"/>
     </w:pPr>
     <w:rPr>
-      <w:rFonts w:asciiTheme="majorHAnsi" w:eastAsiaTheme="majorEastAsia" w:hAnsiTheme="majorHAnsi" w:cstheme="majorBidi"/>
+      <w:rFonts/>
       <w:color w:val="243F60" w:themeColor="accent1" w:themeShade="7F"/>
     </w:rPr>
   </w:style>
@@ -1110,7 +926,7 @@
       <w:outlineLvl w:val="5"/>
     </w:pPr>
     <w:rPr>
-      <w:rFonts w:asciiTheme="majorHAnsi" w:eastAsiaTheme="majorEastAsia" w:hAnsiTheme="majorHAnsi" w:cstheme="majorBidi"/>
+      <w:rFonts/>
       <w:i/>
       <w:iCs/>
       <w:color w:val="243F60" w:themeColor="accent1" w:themeShade="7F"/>
@@ -1133,7 +949,7 @@
       <w:outlineLvl w:val="6"/>
     </w:pPr>
     <w:rPr>
-      <w:rFonts w:asciiTheme="majorHAnsi" w:eastAsiaTheme="majorEastAsia" w:hAnsiTheme="majorHAnsi" w:cstheme="majorBidi"/>
+      <w:rFonts/>
       <w:i/>
       <w:iCs/>
       <w:color w:val="404040" w:themeColor="text1" w:themeTint="BF"/>
@@ -1156,7 +972,7 @@
       <w:outlineLvl w:val="7"/>
     </w:pPr>
     <w:rPr>
-      <w:rFonts w:asciiTheme="majorHAnsi" w:eastAsiaTheme="majorEastAsia" w:hAnsiTheme="majorHAnsi" w:cstheme="majorBidi"/>
+      <w:rFonts/>
       <w:color w:val="4F81BD" w:themeColor="accent1"/>
       <w:sz w:val="20"/>
       <w:szCs w:val="20"/>
@@ -1179,7 +995,7 @@
       <w:outlineLvl w:val="8"/>
     </w:pPr>
     <w:rPr>
-      <w:rFonts w:asciiTheme="majorHAnsi" w:eastAsiaTheme="majorEastAsia" w:hAnsiTheme="majorHAnsi" w:cstheme="majorBidi"/>
+      <w:rFonts/>
       <w:i/>
       <w:iCs/>
       <w:color w:val="404040" w:themeColor="text1" w:themeTint="BF"/>
@@ -1230,7 +1046,7 @@
     <w:uiPriority w:val="9"/>
     <w:rsid w:val="00FC693F"/>
     <w:rPr>
-      <w:rFonts w:asciiTheme="majorHAnsi" w:eastAsiaTheme="majorEastAsia" w:hAnsiTheme="majorHAnsi" w:cstheme="majorBidi"/>
+      <w:rFonts/>
       <w:b/>
       <w:bCs/>
       <w:color w:val="365F91" w:themeColor="accent1" w:themeShade="BF"/>
@@ -1245,7 +1061,7 @@
     <w:uiPriority w:val="9"/>
     <w:rsid w:val="00FC693F"/>
     <w:rPr>
-      <w:rFonts w:asciiTheme="majorHAnsi" w:eastAsiaTheme="majorEastAsia" w:hAnsiTheme="majorHAnsi" w:cstheme="majorBidi"/>
+      <w:rFonts/>
       <w:b/>
       <w:bCs/>
       <w:color w:val="4F81BD" w:themeColor="accent1"/>
@@ -1260,7 +1076,7 @@
     <w:uiPriority w:val="9"/>
     <w:rsid w:val="00FC693F"/>
     <w:rPr>
-      <w:rFonts w:asciiTheme="majorHAnsi" w:eastAsiaTheme="majorEastAsia" w:hAnsiTheme="majorHAnsi" w:cstheme="majorBidi"/>
+      <w:rFonts/>
       <w:b/>
       <w:bCs/>
       <w:color w:val="4F81BD" w:themeColor="accent1"/>
@@ -1275,19 +1091,17 @@
     <w:qFormat/>
     <w:rsid w:val="00FC693F"/>
     <w:pPr>
-      <w:pBdr>
-        <w:bottom w:val="single" w:sz="8" w:space="4" w:color="4F81BD" w:themeColor="accent1"/>
-      </w:pBdr>
-      <w:spacing w:after="300" w:line="240" w:lineRule="auto"/>
+      <w:spacing w:after="120" w:line="259" w:lineRule="auto"/>
       <w:contextualSpacing/>
     </w:pPr>
     <w:rPr>
-      <w:rFonts w:asciiTheme="majorHAnsi" w:eastAsiaTheme="majorEastAsia" w:hAnsiTheme="majorHAnsi" w:cstheme="majorBidi"/>
-      <w:color w:val="17365D" w:themeColor="text2" w:themeShade="BF"/>
+      <w:rFonts w:ascii="Times New Roman" w:hAnsi="Times New Roman"/>
+      <w:color w:val="000000"/>
       <w:spacing w:val="5"/>
       <w:kern w:val="28"/>
-      <w:sz w:val="52"/>
+      <w:sz w:val="40"/>
       <w:szCs w:val="52"/>
+      <w:lang w:val="az-Latn-AZ"/>
     </w:rPr>
   </w:style>
   <w:style w:type="character" w:customStyle="1" w:styleId="TitleChar">
@@ -1297,7 +1111,7 @@
     <w:uiPriority w:val="10"/>
     <w:rsid w:val="00FC693F"/>
     <w:rPr>
-      <w:rFonts w:asciiTheme="majorHAnsi" w:eastAsiaTheme="majorEastAsia" w:hAnsiTheme="majorHAnsi" w:cstheme="majorBidi"/>
+      <w:rFonts/>
       <w:color w:val="17365D" w:themeColor="text2" w:themeShade="BF"/>
       <w:spacing w:val="5"/>
       <w:kern w:val="28"/>
@@ -1319,7 +1133,7 @@
       </w:numPr>
     </w:pPr>
     <w:rPr>
-      <w:rFonts w:asciiTheme="majorHAnsi" w:eastAsiaTheme="majorEastAsia" w:hAnsiTheme="majorHAnsi" w:cstheme="majorBidi"/>
+      <w:rFonts/>
       <w:i/>
       <w:iCs/>
       <w:color w:val="4F81BD" w:themeColor="accent1"/>
@@ -1335,7 +1149,7 @@
     <w:uiPriority w:val="11"/>
     <w:rsid w:val="00FC693F"/>
     <w:rPr>
-      <w:rFonts w:asciiTheme="majorHAnsi" w:eastAsiaTheme="majorEastAsia" w:hAnsiTheme="majorHAnsi" w:cstheme="majorBidi"/>
+      <w:rFonts/>
       <w:i/>
       <w:iCs/>
       <w:color w:val="4F81BD" w:themeColor="accent1"/>
@@ -1460,8 +1274,15 @@
       <w:numPr>
         <w:numId w:val="1"/>
       </w:numPr>
+      <w:spacing w:after="120" w:line="259" w:lineRule="auto"/>
       <w:contextualSpacing/>
     </w:pPr>
+    <w:rPr>
+      <w:rFonts w:ascii="Times New Roman" w:hAnsi="Times New Roman"/>
+      <w:color w:val="000000"/>
+      <w:sz w:val="24"/>
+      <w:lang w:val="az-Latn-AZ"/>
+    </w:rPr>
   </w:style>
   <w:style w:type="paragraph" w:styleId="ListBullet2">
     <w:name w:val="List Bullet 2"/>
@@ -1633,7 +1454,7 @@
     <w:semiHidden/>
     <w:rsid w:val="00FC693F"/>
     <w:rPr>
-      <w:rFonts w:asciiTheme="majorHAnsi" w:eastAsiaTheme="majorEastAsia" w:hAnsiTheme="majorHAnsi" w:cstheme="majorBidi"/>
+      <w:rFonts/>
       <w:b/>
       <w:bCs/>
       <w:i/>
@@ -1649,7 +1470,7 @@
     <w:semiHidden/>
     <w:rsid w:val="00FC693F"/>
     <w:rPr>
-      <w:rFonts w:asciiTheme="majorHAnsi" w:eastAsiaTheme="majorEastAsia" w:hAnsiTheme="majorHAnsi" w:cstheme="majorBidi"/>
+      <w:rFonts/>
       <w:color w:val="243F60" w:themeColor="accent1" w:themeShade="7F"/>
     </w:rPr>
   </w:style>
@@ -1661,7 +1482,7 @@
     <w:semiHidden/>
     <w:rsid w:val="00FC693F"/>
     <w:rPr>
-      <w:rFonts w:asciiTheme="majorHAnsi" w:eastAsiaTheme="majorEastAsia" w:hAnsiTheme="majorHAnsi" w:cstheme="majorBidi"/>
+      <w:rFonts/>
       <w:i/>
       <w:iCs/>
       <w:color w:val="243F60" w:themeColor="accent1" w:themeShade="7F"/>
@@ -1675,7 +1496,7 @@
     <w:semiHidden/>
     <w:rsid w:val="00FC693F"/>
     <w:rPr>
-      <w:rFonts w:asciiTheme="majorHAnsi" w:eastAsiaTheme="majorEastAsia" w:hAnsiTheme="majorHAnsi" w:cstheme="majorBidi"/>
+      <w:rFonts/>
       <w:i/>
       <w:iCs/>
       <w:color w:val="404040" w:themeColor="text1" w:themeTint="BF"/>
@@ -1689,7 +1510,7 @@
     <w:semiHidden/>
     <w:rsid w:val="00FC693F"/>
     <w:rPr>
-      <w:rFonts w:asciiTheme="majorHAnsi" w:eastAsiaTheme="majorEastAsia" w:hAnsiTheme="majorHAnsi" w:cstheme="majorBidi"/>
+      <w:rFonts/>
       <w:color w:val="4F81BD" w:themeColor="accent1"/>
       <w:sz w:val="20"/>
       <w:szCs w:val="20"/>
@@ -1703,7 +1524,7 @@
     <w:semiHidden/>
     <w:rsid w:val="00FC693F"/>
     <w:rPr>
-      <w:rFonts w:asciiTheme="majorHAnsi" w:eastAsiaTheme="majorEastAsia" w:hAnsiTheme="majorHAnsi" w:cstheme="majorBidi"/>
+      <w:rFonts/>
       <w:i/>
       <w:iCs/>
       <w:color w:val="404040" w:themeColor="text1" w:themeTint="BF"/>
@@ -1762,9 +1583,6 @@
     <w:qFormat/>
     <w:rsid w:val="00FC693F"/>
     <w:pPr>
-      <w:pBdr>
-        <w:bottom w:val="single" w:sz="4" w:space="4" w:color="4F81BD" w:themeColor="accent1"/>
-      </w:pBdr>
       <w:spacing w:before="200" w:after="280"/>
       <w:ind w:left="936" w:right="936"/>
     </w:pPr>
@@ -3292,7 +3110,7 @@
         <w:spacing w:before="0" w:after="0" w:line="240" w:lineRule="auto"/>
       </w:pPr>
       <w:rPr>
-        <w:rFonts w:asciiTheme="majorHAnsi" w:eastAsiaTheme="majorEastAsia" w:hAnsiTheme="majorHAnsi" w:cstheme="majorBidi"/>
+        <w:rFonts/>
         <w:b/>
         <w:bCs/>
       </w:rPr>
@@ -3313,7 +3131,7 @@
         <w:spacing w:before="0" w:after="0" w:line="240" w:lineRule="auto"/>
       </w:pPr>
       <w:rPr>
-        <w:rFonts w:asciiTheme="majorHAnsi" w:eastAsiaTheme="majorEastAsia" w:hAnsiTheme="majorHAnsi" w:cstheme="majorBidi"/>
+        <w:rFonts/>
         <w:b/>
         <w:bCs/>
       </w:rPr>
@@ -3331,14 +3149,14 @@
     </w:tblStylePr>
     <w:tblStylePr w:type="firstCol">
       <w:rPr>
-        <w:rFonts w:asciiTheme="majorHAnsi" w:eastAsiaTheme="majorEastAsia" w:hAnsiTheme="majorHAnsi" w:cstheme="majorBidi"/>
+        <w:rFonts/>
         <w:b/>
         <w:bCs/>
       </w:rPr>
     </w:tblStylePr>
     <w:tblStylePr w:type="lastCol">
       <w:rPr>
-        <w:rFonts w:asciiTheme="majorHAnsi" w:eastAsiaTheme="majorEastAsia" w:hAnsiTheme="majorHAnsi" w:cstheme="majorBidi"/>
+        <w:rFonts/>
         <w:b/>
         <w:bCs/>
       </w:rPr>
@@ -3422,7 +3240,7 @@
         <w:spacing w:before="0" w:after="0" w:line="240" w:lineRule="auto"/>
       </w:pPr>
       <w:rPr>
-        <w:rFonts w:asciiTheme="majorHAnsi" w:eastAsiaTheme="majorEastAsia" w:hAnsiTheme="majorHAnsi" w:cstheme="majorBidi"/>
+        <w:rFonts/>
         <w:b/>
         <w:bCs/>
       </w:rPr>
@@ -3443,7 +3261,7 @@
         <w:spacing w:before="0" w:after="0" w:line="240" w:lineRule="auto"/>
       </w:pPr>
       <w:rPr>
-        <w:rFonts w:asciiTheme="majorHAnsi" w:eastAsiaTheme="majorEastAsia" w:hAnsiTheme="majorHAnsi" w:cstheme="majorBidi"/>
+        <w:rFonts/>
         <w:b/>
         <w:bCs/>
       </w:rPr>
@@ -3461,14 +3279,14 @@
     </w:tblStylePr>
     <w:tblStylePr w:type="firstCol">
       <w:rPr>
-        <w:rFonts w:asciiTheme="majorHAnsi" w:eastAsiaTheme="majorEastAsia" w:hAnsiTheme="majorHAnsi" w:cstheme="majorBidi"/>
+        <w:rFonts/>
         <w:b/>
         <w:bCs/>
       </w:rPr>
     </w:tblStylePr>
     <w:tblStylePr w:type="lastCol">
       <w:rPr>
-        <w:rFonts w:asciiTheme="majorHAnsi" w:eastAsiaTheme="majorEastAsia" w:hAnsiTheme="majorHAnsi" w:cstheme="majorBidi"/>
+        <w:rFonts/>
         <w:b/>
         <w:bCs/>
       </w:rPr>
@@ -3552,7 +3370,7 @@
         <w:spacing w:before="0" w:after="0" w:line="240" w:lineRule="auto"/>
       </w:pPr>
       <w:rPr>
-        <w:rFonts w:asciiTheme="majorHAnsi" w:eastAsiaTheme="majorEastAsia" w:hAnsiTheme="majorHAnsi" w:cstheme="majorBidi"/>
+        <w:rFonts/>
         <w:b/>
         <w:bCs/>
       </w:rPr>
@@ -3573,7 +3391,7 @@
         <w:spacing w:before="0" w:after="0" w:line="240" w:lineRule="auto"/>
       </w:pPr>
       <w:rPr>
-        <w:rFonts w:asciiTheme="majorHAnsi" w:eastAsiaTheme="majorEastAsia" w:hAnsiTheme="majorHAnsi" w:cstheme="majorBidi"/>
+        <w:rFonts/>
         <w:b/>
         <w:bCs/>
       </w:rPr>
@@ -3591,14 +3409,14 @@
     </w:tblStylePr>
     <w:tblStylePr w:type="firstCol">
       <w:rPr>
-        <w:rFonts w:asciiTheme="majorHAnsi" w:eastAsiaTheme="majorEastAsia" w:hAnsiTheme="majorHAnsi" w:cstheme="majorBidi"/>
+        <w:rFonts/>
         <w:b/>
         <w:bCs/>
       </w:rPr>
     </w:tblStylePr>
     <w:tblStylePr w:type="lastCol">
       <w:rPr>
-        <w:rFonts w:asciiTheme="majorHAnsi" w:eastAsiaTheme="majorEastAsia" w:hAnsiTheme="majorHAnsi" w:cstheme="majorBidi"/>
+        <w:rFonts/>
         <w:b/>
         <w:bCs/>
       </w:rPr>
@@ -3682,7 +3500,7 @@
         <w:spacing w:before="0" w:after="0" w:line="240" w:lineRule="auto"/>
       </w:pPr>
       <w:rPr>
-        <w:rFonts w:asciiTheme="majorHAnsi" w:eastAsiaTheme="majorEastAsia" w:hAnsiTheme="majorHAnsi" w:cstheme="majorBidi"/>
+        <w:rFonts/>
         <w:b/>
         <w:bCs/>
       </w:rPr>
@@ -3703,7 +3521,7 @@
         <w:spacing w:before="0" w:after="0" w:line="240" w:lineRule="auto"/>
       </w:pPr>
       <w:rPr>
-        <w:rFonts w:asciiTheme="majorHAnsi" w:eastAsiaTheme="majorEastAsia" w:hAnsiTheme="majorHAnsi" w:cstheme="majorBidi"/>
+        <w:rFonts/>
         <w:b/>
         <w:bCs/>
       </w:rPr>
@@ -3721,14 +3539,14 @@
     </w:tblStylePr>
     <w:tblStylePr w:type="firstCol">
       <w:rPr>
-        <w:rFonts w:asciiTheme="majorHAnsi" w:eastAsiaTheme="majorEastAsia" w:hAnsiTheme="majorHAnsi" w:cstheme="majorBidi"/>
+        <w:rFonts/>
         <w:b/>
         <w:bCs/>
       </w:rPr>
     </w:tblStylePr>
     <w:tblStylePr w:type="lastCol">
       <w:rPr>
-        <w:rFonts w:asciiTheme="majorHAnsi" w:eastAsiaTheme="majorEastAsia" w:hAnsiTheme="majorHAnsi" w:cstheme="majorBidi"/>
+        <w:rFonts/>
         <w:b/>
         <w:bCs/>
       </w:rPr>
@@ -3812,7 +3630,7 @@
         <w:spacing w:before="0" w:after="0" w:line="240" w:lineRule="auto"/>
       </w:pPr>
       <w:rPr>
-        <w:rFonts w:asciiTheme="majorHAnsi" w:eastAsiaTheme="majorEastAsia" w:hAnsiTheme="majorHAnsi" w:cstheme="majorBidi"/>
+        <w:rFonts/>
         <w:b/>
         <w:bCs/>
       </w:rPr>
@@ -3833,7 +3651,7 @@
         <w:spacing w:before="0" w:after="0" w:line="240" w:lineRule="auto"/>
       </w:pPr>
       <w:rPr>
-        <w:rFonts w:asciiTheme="majorHAnsi" w:eastAsiaTheme="majorEastAsia" w:hAnsiTheme="majorHAnsi" w:cstheme="majorBidi"/>
+        <w:rFonts/>
         <w:b/>
         <w:bCs/>
       </w:rPr>
@@ -3851,14 +3669,14 @@
     </w:tblStylePr>
     <w:tblStylePr w:type="firstCol">
       <w:rPr>
-        <w:rFonts w:asciiTheme="majorHAnsi" w:eastAsiaTheme="majorEastAsia" w:hAnsiTheme="majorHAnsi" w:cstheme="majorBidi"/>
+        <w:rFonts/>
         <w:b/>
         <w:bCs/>
       </w:rPr>
     </w:tblStylePr>
     <w:tblStylePr w:type="lastCol">
       <w:rPr>
-        <w:rFonts w:asciiTheme="majorHAnsi" w:eastAsiaTheme="majorEastAsia" w:hAnsiTheme="majorHAnsi" w:cstheme="majorBidi"/>
+        <w:rFonts/>
         <w:b/>
         <w:bCs/>
       </w:rPr>
@@ -3942,7 +3760,7 @@
         <w:spacing w:before="0" w:after="0" w:line="240" w:lineRule="auto"/>
       </w:pPr>
       <w:rPr>
-        <w:rFonts w:asciiTheme="majorHAnsi" w:eastAsiaTheme="majorEastAsia" w:hAnsiTheme="majorHAnsi" w:cstheme="majorBidi"/>
+        <w:rFonts/>
         <w:b/>
         <w:bCs/>
       </w:rPr>
@@ -3963,7 +3781,7 @@
         <w:spacing w:before="0" w:after="0" w:line="240" w:lineRule="auto"/>
       </w:pPr>
       <w:rPr>
-        <w:rFonts w:asciiTheme="majorHAnsi" w:eastAsiaTheme="majorEastAsia" w:hAnsiTheme="majorHAnsi" w:cstheme="majorBidi"/>
+        <w:rFonts/>
         <w:b/>
         <w:bCs/>
       </w:rPr>
@@ -3981,14 +3799,14 @@
     </w:tblStylePr>
     <w:tblStylePr w:type="firstCol">
       <w:rPr>
-        <w:rFonts w:asciiTheme="majorHAnsi" w:eastAsiaTheme="majorEastAsia" w:hAnsiTheme="majorHAnsi" w:cstheme="majorBidi"/>
+        <w:rFonts/>
         <w:b/>
         <w:bCs/>
       </w:rPr>
     </w:tblStylePr>
     <w:tblStylePr w:type="lastCol">
       <w:rPr>
-        <w:rFonts w:asciiTheme="majorHAnsi" w:eastAsiaTheme="majorEastAsia" w:hAnsiTheme="majorHAnsi" w:cstheme="majorBidi"/>
+        <w:rFonts/>
         <w:b/>
         <w:bCs/>
       </w:rPr>
@@ -4072,7 +3890,7 @@
         <w:spacing w:before="0" w:after="0" w:line="240" w:lineRule="auto"/>
       </w:pPr>
       <w:rPr>
-        <w:rFonts w:asciiTheme="majorHAnsi" w:eastAsiaTheme="majorEastAsia" w:hAnsiTheme="majorHAnsi" w:cstheme="majorBidi"/>
+        <w:rFonts/>
         <w:b/>
         <w:bCs/>
       </w:rPr>
@@ -4093,7 +3911,7 @@
         <w:spacing w:before="0" w:after="0" w:line="240" w:lineRule="auto"/>
       </w:pPr>
       <w:rPr>
-        <w:rFonts w:asciiTheme="majorHAnsi" w:eastAsiaTheme="majorEastAsia" w:hAnsiTheme="majorHAnsi" w:cstheme="majorBidi"/>
+        <w:rFonts/>
         <w:b/>
         <w:bCs/>
       </w:rPr>
@@ -4111,14 +3929,14 @@
     </w:tblStylePr>
     <w:tblStylePr w:type="firstCol">
       <w:rPr>
-        <w:rFonts w:asciiTheme="majorHAnsi" w:eastAsiaTheme="majorEastAsia" w:hAnsiTheme="majorHAnsi" w:cstheme="majorBidi"/>
+        <w:rFonts/>
         <w:b/>
         <w:bCs/>
       </w:rPr>
     </w:tblStylePr>
     <w:tblStylePr w:type="lastCol">
       <w:rPr>
-        <w:rFonts w:asciiTheme="majorHAnsi" w:eastAsiaTheme="majorEastAsia" w:hAnsiTheme="majorHAnsi" w:cstheme="majorBidi"/>
+        <w:rFonts/>
         <w:b/>
         <w:bCs/>
       </w:rPr>
@@ -5983,7 +5801,7 @@
     </w:tblPr>
     <w:tblStylePr w:type="firstRow">
       <w:rPr>
-        <w:rFonts w:asciiTheme="majorHAnsi" w:eastAsiaTheme="majorEastAsia" w:hAnsiTheme="majorHAnsi" w:cstheme="majorBidi"/>
+        <w:rFonts/>
       </w:rPr>
       <w:tblPr/>
       <w:tcPr>
@@ -6067,7 +5885,7 @@
     </w:tblPr>
     <w:tblStylePr w:type="firstRow">
       <w:rPr>
-        <w:rFonts w:asciiTheme="majorHAnsi" w:eastAsiaTheme="majorEastAsia" w:hAnsiTheme="majorHAnsi" w:cstheme="majorBidi"/>
+        <w:rFonts/>
       </w:rPr>
       <w:tblPr/>
       <w:tcPr>
@@ -6151,7 +5969,7 @@
     </w:tblPr>
     <w:tblStylePr w:type="firstRow">
       <w:rPr>
-        <w:rFonts w:asciiTheme="majorHAnsi" w:eastAsiaTheme="majorEastAsia" w:hAnsiTheme="majorHAnsi" w:cstheme="majorBidi"/>
+        <w:rFonts/>
       </w:rPr>
       <w:tblPr/>
       <w:tcPr>
@@ -6235,7 +6053,7 @@
     </w:tblPr>
     <w:tblStylePr w:type="firstRow">
       <w:rPr>
-        <w:rFonts w:asciiTheme="majorHAnsi" w:eastAsiaTheme="majorEastAsia" w:hAnsiTheme="majorHAnsi" w:cstheme="majorBidi"/>
+        <w:rFonts/>
       </w:rPr>
       <w:tblPr/>
       <w:tcPr>
@@ -6319,7 +6137,7 @@
     </w:tblPr>
     <w:tblStylePr w:type="firstRow">
       <w:rPr>
-        <w:rFonts w:asciiTheme="majorHAnsi" w:eastAsiaTheme="majorEastAsia" w:hAnsiTheme="majorHAnsi" w:cstheme="majorBidi"/>
+        <w:rFonts/>
       </w:rPr>
       <w:tblPr/>
       <w:tcPr>
@@ -6403,7 +6221,7 @@
     </w:tblPr>
     <w:tblStylePr w:type="firstRow">
       <w:rPr>
-        <w:rFonts w:asciiTheme="majorHAnsi" w:eastAsiaTheme="majorEastAsia" w:hAnsiTheme="majorHAnsi" w:cstheme="majorBidi"/>
+        <w:rFonts/>
       </w:rPr>
       <w:tblPr/>
       <w:tcPr>
@@ -6487,7 +6305,7 @@
     </w:tblPr>
     <w:tblStylePr w:type="firstRow">
       <w:rPr>
-        <w:rFonts w:asciiTheme="majorHAnsi" w:eastAsiaTheme="majorEastAsia" w:hAnsiTheme="majorHAnsi" w:cstheme="majorBidi"/>
+        <w:rFonts/>
       </w:rPr>
       <w:tblPr/>
       <w:tcPr>
@@ -6552,7 +6370,7 @@
       <w:spacing w:after="0" w:line="240" w:lineRule="auto"/>
     </w:pPr>
     <w:rPr>
-      <w:rFonts w:asciiTheme="majorHAnsi" w:eastAsiaTheme="majorEastAsia" w:hAnsiTheme="majorHAnsi" w:cstheme="majorBidi"/>
+      <w:rFonts/>
       <w:color w:val="000000" w:themeColor="text1"/>
     </w:rPr>
     <w:tblPr>
@@ -6680,7 +6498,7 @@
       <w:spacing w:after="0" w:line="240" w:lineRule="auto"/>
     </w:pPr>
     <w:rPr>
-      <w:rFonts w:asciiTheme="majorHAnsi" w:eastAsiaTheme="majorEastAsia" w:hAnsiTheme="majorHAnsi" w:cstheme="majorBidi"/>
+      <w:rFonts/>
       <w:color w:val="000000" w:themeColor="text1"/>
     </w:rPr>
     <w:tblPr>
@@ -6808,7 +6626,7 @@
       <w:spacing w:after="0" w:line="240" w:lineRule="auto"/>
     </w:pPr>
     <w:rPr>
-      <w:rFonts w:asciiTheme="majorHAnsi" w:eastAsiaTheme="majorEastAsia" w:hAnsiTheme="majorHAnsi" w:cstheme="majorBidi"/>
+      <w:rFonts/>
       <w:color w:val="000000" w:themeColor="text1"/>
     </w:rPr>
     <w:tblPr>
@@ -6936,7 +6754,7 @@
       <w:spacing w:after="0" w:line="240" w:lineRule="auto"/>
     </w:pPr>
     <w:rPr>
-      <w:rFonts w:asciiTheme="majorHAnsi" w:eastAsiaTheme="majorEastAsia" w:hAnsiTheme="majorHAnsi" w:cstheme="majorBidi"/>
+      <w:rFonts/>
       <w:color w:val="000000" w:themeColor="text1"/>
     </w:rPr>
     <w:tblPr>
@@ -7064,7 +6882,7 @@
       <w:spacing w:after="0" w:line="240" w:lineRule="auto"/>
     </w:pPr>
     <w:rPr>
-      <w:rFonts w:asciiTheme="majorHAnsi" w:eastAsiaTheme="majorEastAsia" w:hAnsiTheme="majorHAnsi" w:cstheme="majorBidi"/>
+      <w:rFonts/>
       <w:color w:val="000000" w:themeColor="text1"/>
     </w:rPr>
     <w:tblPr>
@@ -7192,7 +7010,7 @@
       <w:spacing w:after="0" w:line="240" w:lineRule="auto"/>
     </w:pPr>
     <w:rPr>
-      <w:rFonts w:asciiTheme="majorHAnsi" w:eastAsiaTheme="majorEastAsia" w:hAnsiTheme="majorHAnsi" w:cstheme="majorBidi"/>
+      <w:rFonts/>
       <w:color w:val="000000" w:themeColor="text1"/>
     </w:rPr>
     <w:tblPr>
@@ -7320,7 +7138,7 @@
       <w:spacing w:after="0" w:line="240" w:lineRule="auto"/>
     </w:pPr>
     <w:rPr>
-      <w:rFonts w:asciiTheme="majorHAnsi" w:eastAsiaTheme="majorEastAsia" w:hAnsiTheme="majorHAnsi" w:cstheme="majorBidi"/>
+      <w:rFonts/>
       <w:color w:val="000000" w:themeColor="text1"/>
     </w:rPr>
     <w:tblPr>
@@ -7959,7 +7777,7 @@
       <w:spacing w:after="0" w:line="240" w:lineRule="auto"/>
     </w:pPr>
     <w:rPr>
-      <w:rFonts w:asciiTheme="majorHAnsi" w:eastAsiaTheme="majorEastAsia" w:hAnsiTheme="majorHAnsi" w:cstheme="majorBidi"/>
+      <w:rFonts/>
       <w:color w:val="000000" w:themeColor="text1"/>
     </w:rPr>
     <w:tblPr>
@@ -8084,7 +7902,7 @@
       <w:spacing w:after="0" w:line="240" w:lineRule="auto"/>
     </w:pPr>
     <w:rPr>
-      <w:rFonts w:asciiTheme="majorHAnsi" w:eastAsiaTheme="majorEastAsia" w:hAnsiTheme="majorHAnsi" w:cstheme="majorBidi"/>
+      <w:rFonts/>
       <w:color w:val="000000" w:themeColor="text1"/>
     </w:rPr>
     <w:tblPr>
@@ -8209,7 +8027,7 @@
       <w:spacing w:after="0" w:line="240" w:lineRule="auto"/>
     </w:pPr>
     <w:rPr>
-      <w:rFonts w:asciiTheme="majorHAnsi" w:eastAsiaTheme="majorEastAsia" w:hAnsiTheme="majorHAnsi" w:cstheme="majorBidi"/>
+      <w:rFonts/>
       <w:color w:val="000000" w:themeColor="text1"/>
     </w:rPr>
     <w:tblPr>
@@ -8334,7 +8152,7 @@
       <w:spacing w:after="0" w:line="240" w:lineRule="auto"/>
     </w:pPr>
     <w:rPr>
-      <w:rFonts w:asciiTheme="majorHAnsi" w:eastAsiaTheme="majorEastAsia" w:hAnsiTheme="majorHAnsi" w:cstheme="majorBidi"/>
+      <w:rFonts/>
       <w:color w:val="000000" w:themeColor="text1"/>
     </w:rPr>
     <w:tblPr>
@@ -8459,7 +8277,7 @@
       <w:spacing w:after="0" w:line="240" w:lineRule="auto"/>
     </w:pPr>
     <w:rPr>
-      <w:rFonts w:asciiTheme="majorHAnsi" w:eastAsiaTheme="majorEastAsia" w:hAnsiTheme="majorHAnsi" w:cstheme="majorBidi"/>
+      <w:rFonts/>
       <w:color w:val="000000" w:themeColor="text1"/>
     </w:rPr>
     <w:tblPr>
@@ -8584,7 +8402,7 @@
       <w:spacing w:after="0" w:line="240" w:lineRule="auto"/>
     </w:pPr>
     <w:rPr>
-      <w:rFonts w:asciiTheme="majorHAnsi" w:eastAsiaTheme="majorEastAsia" w:hAnsiTheme="majorHAnsi" w:cstheme="majorBidi"/>
+      <w:rFonts/>
       <w:color w:val="000000" w:themeColor="text1"/>
     </w:rPr>
     <w:tblPr>
@@ -8709,7 +8527,7 @@
       <w:spacing w:after="0" w:line="240" w:lineRule="auto"/>
     </w:pPr>
     <w:rPr>
-      <w:rFonts w:asciiTheme="majorHAnsi" w:eastAsiaTheme="majorEastAsia" w:hAnsiTheme="majorHAnsi" w:cstheme="majorBidi"/>
+      <w:rFonts/>
       <w:color w:val="000000" w:themeColor="text1"/>
     </w:rPr>
     <w:tblPr>

--- a/az/discovery-articles/7.9 Gen terapiyası.docx
+++ b/az/discovery-articles/7.9 Gen terapiyası.docx
@@ -111,7 +111,7 @@
         <w:widowControl/>
       </w:pPr>
       <w:r>
-        <w:t>Gen terapiyası xəstəliyi müalicə və ya qarşısını almaq üçün canlı hüceyrədəki genetik materialı dəyişən tibbi yanaşmadır. Vektor adlanan daşıyıcı — çox vaxt dəyişdirilmiş virus — sağlam gen nüsxəsi gətirə bilər. Redaktə alətləri isə dezoksiribonuklein turşusunu — DNT-ni və ya ribonuklein turşusunu — RNT-ni kəsib dəyişə bilər. Hüceyrələr bədəndən kənarda işlənib geri verilə, yaxud genetik material birbaşa bədənə çatdırıla bilər. Sadə desək, məqsəd yalnız əlaməti azaltmaq deyil, hüceyrənin təlimatını düzəltməkdir. CRISPR qısaltması «müntəzəm aralıqlarla qruplaşmış qısa palindrom təkrarlar» mənasını verir və burada bu sistemdən yaranan gen redaktəsi üsullarını bildirir.</w:t>
+        <w:t xml:space="preserve">Gen terapiyası xəstəliyi müalicə və ya qarşısını almaq üçün canlı hüceyrədəki genetik materialı dəyişən tibbi yanaşmadır. Vektor adlanan daşıyıcı — çox vaxt dəyişdirilmiş virus — sağlam gen nüsxəsi gətirə bilər. Redaktə alətləri isə dezoksiribonuklein turşusunu — DNT-ni və ya ribonuklein turşusunu — RNT-ni kəsib dəyişə bilər. Hüceyrələr bədəndən kənarda işlənib geri verilə, yaxud genetik material birbaşa bədənə çatdırıla bilər. Sadə desək, məqsəd yalnız əlaməti azaltmaq deyil, hüceyrənin təlimatını düzəltməkdir. CRISPR bakteriyaların müdafiə sistemindən yaranan gen redaktəsi üsullarını bildirir.</w:t>
       </w:r>
     </w:p>
     <w:p>
@@ -120,7 +120,7 @@
         <w:widowControl/>
       </w:pPr>
       <w:r>
-        <w:t>Kim kəşf edib və ya yaradıb</w:t>
+        <w:t xml:space="preserve">Kim yaradıb</w:t>
       </w:r>
     </w:p>
     <w:p>
@@ -217,7 +217,7 @@
         <w:rPr>
           <w:sz w:val="20"/>
         </w:rPr>
-        <w:t>C Qurumların materialları və ensiklopedik mənbələr</w:t>
+        <w:t>Qurumların materialları və ensiklopedik mənbələr</w:t>
       </w:r>
     </w:p>
     <w:p>
@@ -301,7 +301,7 @@
         <w:rPr>
           <w:sz w:val="20"/>
         </w:rPr>
-        <w:t>J Mətbuat elmi kütləvi nəşrlər və ümumi mənbələr</w:t>
+        <w:t>Mətbuat elmi kütləvi nəşrlər və ümumi mənbələr</w:t>
       </w:r>
     </w:p>
     <w:p>
